--- a/OFICIO COMISIÓN 2026_2.docx
+++ b/OFICIO COMISIÓN 2026_2.docx
@@ -2,56 +2,6 @@
 <file path=word/document.xml><?xml version="1.0" encoding="utf-8"?>
 <w:document xmlns:wpc="http://schemas.microsoft.com/office/word/2010/wordprocessingCanvas" xmlns:cx="http://schemas.microsoft.com/office/drawing/2014/chartex" xmlns:cx1="http://schemas.microsoft.com/office/drawing/2015/9/8/chartex" xmlns:cx2="http://schemas.microsoft.com/office/drawing/2015/10/21/chartex" xmlns:cx3="http://schemas.microsoft.com/office/drawing/2016/5/9/chartex" xmlns:cx4="http://schemas.microsoft.com/office/drawing/2016/5/10/chartex" xmlns:cx5="http://schemas.microsoft.com/office/drawing/2016/5/11/chartex" xmlns:cx6="http://schemas.microsoft.com/office/drawing/2016/5/12/chartex" xmlns:cx7="http://schemas.microsoft.com/office/drawing/2016/5/13/chartex" xmlns:cx8="http://schemas.microsoft.com/office/drawing/2016/5/14/chartex" xmlns:mc="http://schemas.openxmlformats.org/markup-compatibility/2006" xmlns:aink="http://schemas.microsoft.com/office/drawing/2016/ink" xmlns:am3d="http://schemas.microsoft.com/office/drawing/2017/model3d" xmlns:o="urn:schemas-microsoft-com:office:office" xmlns:oel="http://schemas.microsoft.com/office/2019/extlst" xmlns:r="http://schemas.openxmlformats.org/officeDocument/2006/relationships" xmlns:m="http://schemas.openxmlformats.org/officeDocument/2006/math" xmlns:v="urn:schemas-microsoft-com:vml" xmlns:wp14="http://schemas.microsoft.com/office/word/2010/wordprocessingDrawing" xmlns:wp="http://schemas.openxmlformats.org/drawingml/2006/wordprocessingDrawing" xmlns:w10="urn:schemas-microsoft-com:office:word" xmlns:w="http://schemas.openxmlformats.org/wordprocessingml/2006/main" xmlns:w14="http://schemas.microsoft.com/office/word/2010/wordml" xmlns:w15="http://schemas.microsoft.com/office/word/2012/wordml" xmlns:w16cex="http://schemas.microsoft.com/office/word/2018/wordml/cex" xmlns:w16cid="http://schemas.microsoft.com/office/word/2016/wordml/cid" xmlns:w16="http://schemas.microsoft.com/office/word/2018/wordml" xmlns:w16du="http://schemas.microsoft.com/office/word/2023/wordml/word16du" xmlns:w16sdtdh="http://schemas.microsoft.com/office/word/2020/wordml/sdtdatahash" xmlns:w16sdtfl="http://schemas.microsoft.com/office/word/2024/wordml/sdtformatlock" xmlns:w16se="http://schemas.microsoft.com/office/word/2015/wordml/symex" xmlns:wpg="http://schemas.microsoft.com/office/word/2010/wordprocessingGroup" xmlns:wpi="http://schemas.microsoft.com/office/word/2010/wordprocessingInk" xmlns:wne="http://schemas.microsoft.com/office/word/2006/wordml" xmlns:wps="http://schemas.microsoft.com/office/word/2010/wordprocessingShape" mc:Ignorable="w14 w15 w16se w16cid w16 w16cex w16sdtdh w16sdtfl w16du wp14">
   <w:body>
-    <w:tbl>
-      <w:tblPr>
-        <w:tblStyle w:val="Tablaconcuadrcula"/>
-        <w:tblW w:w="0" w:type="auto"/>
-        <w:tblBorders>
-          <w:top w:val="none" w:sz="0" w:space="0" w:color="auto"/>
-          <w:left w:val="none" w:sz="0" w:space="0" w:color="auto"/>
-          <w:bottom w:val="none" w:sz="0" w:space="0" w:color="auto"/>
-          <w:right w:val="none" w:sz="0" w:space="0" w:color="auto"/>
-          <w:insideH w:val="none" w:sz="0" w:space="0" w:color="auto"/>
-          <w:insideV w:val="none" w:sz="0" w:space="0" w:color="auto"/>
-        </w:tblBorders>
-        <w:tblLook w:val="04A0" w:firstRow="1" w:lastRow="0" w:firstColumn="1" w:lastColumn="0" w:noHBand="0" w:noVBand="1"/>
-      </w:tblPr>
-      <w:tblGrid>
-        <w:gridCol w:w="4744"/>
-        <w:gridCol w:w="4744"/>
-      </w:tblGrid>
-      <w:tr>
-        <w:tc>
-          <w:tcPr>
-            <w:tcW w:w="4744" w:type="dxa"/>
-          </w:tcPr>
-          <w:p>
-            <w:pPr>
-              <w:rPr>
-                <w:rFonts w:ascii="Montserrat SemiBold" w:hAnsi="Montserrat SemiBold"/>
-              </w:rPr>
-            </w:pPr>
-            <w:bookmarkStart w:id="0" w:name="_Hlk188893887"/>
-            <w:bookmarkStart w:id="1" w:name="_Hlk188894014"/>
-            <w:bookmarkStart w:id="2" w:name="_Hlk188894058"/>
-          </w:p>
-        </w:tc>
-        <w:tc>
-          <w:tcPr>
-            <w:tcW w:w="4744" w:type="dxa"/>
-          </w:tcPr>
-          <w:p>
-            <w:pPr>
-              <w:jc w:val="center"/>
-              <w:rPr>
-                <w:rFonts w:ascii="Montserrat" w:hAnsi="Montserrat"/>
-              </w:rPr>
-            </w:pPr>
-          </w:p>
-        </w:tc>
-      </w:tr>
-    </w:tbl>
-    <w:bookmarkEnd w:id="0"/>
     <w:p>
       <w:pPr>
         <w:jc w:val="right"/>
@@ -63,6 +13,8 @@
           <w:szCs w:val="22"/>
         </w:rPr>
       </w:pPr>
+      <w:bookmarkStart w:id="0" w:name="_Hlk188894014"/>
+      <w:bookmarkStart w:id="1" w:name="_Hlk188894058"/>
       <w:r>
         <w:rPr>
           <w:rFonts w:ascii="Montserrat" w:hAnsi="Montserrat"/>
@@ -86,8 +38,8 @@
         </w:rPr>
       </w:pPr>
     </w:p>
+    <w:bookmarkEnd w:id="0"/>
     <w:bookmarkEnd w:id="1"/>
-    <w:bookmarkEnd w:id="2"/>
     <w:p>
       <w:pPr>
         <w:ind w:right="-6"/>
@@ -539,7 +491,25 @@
           <w:sz w:val="20"/>
           <w:szCs w:val="20"/>
         </w:rPr>
-        <w:t xml:space="preserve"> en dia y mes</w:t>
+        <w:t xml:space="preserve"> en </w:t>
+      </w:r>
+      <w:proofErr w:type="spellStart"/>
+      <w:r>
+        <w:rPr>
+          <w:rFonts w:ascii="Montserrat" w:hAnsi="Montserrat"/>
+          <w:sz w:val="20"/>
+          <w:szCs w:val="20"/>
+        </w:rPr>
+        <w:t>dia</w:t>
+      </w:r>
+      <w:proofErr w:type="spellEnd"/>
+      <w:r>
+        <w:rPr>
+          <w:rFonts w:ascii="Montserrat" w:hAnsi="Montserrat"/>
+          <w:sz w:val="20"/>
+          <w:szCs w:val="20"/>
+        </w:rPr>
+        <w:t xml:space="preserve"> y mes</w:t>
       </w:r>
       <w:r>
         <w:rPr>
@@ -916,6 +886,12 @@
     </w:p>
     <w:p/>
     <w:sectPr>
+      <w:headerReference w:type="even" r:id="rId6"/>
+      <w:headerReference w:type="default" r:id="rId7"/>
+      <w:footerReference w:type="even" r:id="rId8"/>
+      <w:footerReference w:type="default" r:id="rId9"/>
+      <w:headerReference w:type="first" r:id="rId10"/>
+      <w:footerReference w:type="first" r:id="rId11"/>
       <w:pgSz w:w="12240" w:h="15840"/>
       <w:pgMar w:top="851" w:right="1608" w:bottom="1134" w:left="1134" w:header="426" w:footer="380" w:gutter="0"/>
       <w:cols w:space="708"/>
@@ -923,6 +899,183 @@
     </w:sectPr>
   </w:body>
 </w:document>
+</file>
+
+<file path=word/endnotes.xml><?xml version="1.0" encoding="utf-8"?>
+<w:endnotes xmlns:wpc="http://schemas.microsoft.com/office/word/2010/wordprocessingCanvas" xmlns:cx="http://schemas.microsoft.com/office/drawing/2014/chartex" xmlns:cx1="http://schemas.microsoft.com/office/drawing/2015/9/8/chartex" xmlns:cx2="http://schemas.microsoft.com/office/drawing/2015/10/21/chartex" xmlns:cx3="http://schemas.microsoft.com/office/drawing/2016/5/9/chartex" xmlns:cx4="http://schemas.microsoft.com/office/drawing/2016/5/10/chartex" xmlns:cx5="http://schemas.microsoft.com/office/drawing/2016/5/11/chartex" xmlns:cx6="http://schemas.microsoft.com/office/drawing/2016/5/12/chartex" xmlns:cx7="http://schemas.microsoft.com/office/drawing/2016/5/13/chartex" xmlns:cx8="http://schemas.microsoft.com/office/drawing/2016/5/14/chartex" xmlns:mc="http://schemas.openxmlformats.org/markup-compatibility/2006" xmlns:aink="http://schemas.microsoft.com/office/drawing/2016/ink" xmlns:am3d="http://schemas.microsoft.com/office/drawing/2017/model3d" xmlns:o="urn:schemas-microsoft-com:office:office" xmlns:oel="http://schemas.microsoft.com/office/2019/extlst" xmlns:r="http://schemas.openxmlformats.org/officeDocument/2006/relationships" xmlns:m="http://schemas.openxmlformats.org/officeDocument/2006/math" xmlns:v="urn:schemas-microsoft-com:vml" xmlns:wp14="http://schemas.microsoft.com/office/word/2010/wordprocessingDrawing" xmlns:wp="http://schemas.openxmlformats.org/drawingml/2006/wordprocessingDrawing" xmlns:w10="urn:schemas-microsoft-com:office:word" xmlns:w="http://schemas.openxmlformats.org/wordprocessingml/2006/main" xmlns:w14="http://schemas.microsoft.com/office/word/2010/wordml" xmlns:w15="http://schemas.microsoft.com/office/word/2012/wordml" xmlns:w16cex="http://schemas.microsoft.com/office/word/2018/wordml/cex" xmlns:w16cid="http://schemas.microsoft.com/office/word/2016/wordml/cid" xmlns:w16="http://schemas.microsoft.com/office/word/2018/wordml" xmlns:w16du="http://schemas.microsoft.com/office/word/2023/wordml/word16du" xmlns:w16sdtdh="http://schemas.microsoft.com/office/word/2020/wordml/sdtdatahash" xmlns:w16sdtfl="http://schemas.microsoft.com/office/word/2024/wordml/sdtformatlock" xmlns:w16se="http://schemas.microsoft.com/office/word/2015/wordml/symex" xmlns:wpg="http://schemas.microsoft.com/office/word/2010/wordprocessingGroup" xmlns:wpi="http://schemas.microsoft.com/office/word/2010/wordprocessingInk" xmlns:wne="http://schemas.microsoft.com/office/word/2006/wordml" xmlns:wps="http://schemas.microsoft.com/office/word/2010/wordprocessingShape" mc:Ignorable="w14 w15 w16se w16cid w16 w16cex w16sdtdh w16sdtfl w16du wp14">
+  <w:endnote w:type="separator" w:id="-1">
+    <w:p>
+      <w:pPr>
+        <w:spacing w:after="0" w:line="240" w:lineRule="auto"/>
+      </w:pPr>
+      <w:r>
+        <w:separator/>
+      </w:r>
+    </w:p>
+  </w:endnote>
+  <w:endnote w:type="continuationSeparator" w:id="0">
+    <w:p>
+      <w:pPr>
+        <w:spacing w:after="0" w:line="240" w:lineRule="auto"/>
+      </w:pPr>
+      <w:r>
+        <w:continuationSeparator/>
+      </w:r>
+    </w:p>
+  </w:endnote>
+</w:endnotes>
+</file>
+
+<file path=word/footer1.xml><?xml version="1.0" encoding="utf-8"?>
+<w:ftr xmlns:wpc="http://schemas.microsoft.com/office/word/2010/wordprocessingCanvas" xmlns:cx="http://schemas.microsoft.com/office/drawing/2014/chartex" xmlns:cx1="http://schemas.microsoft.com/office/drawing/2015/9/8/chartex" xmlns:cx2="http://schemas.microsoft.com/office/drawing/2015/10/21/chartex" xmlns:cx3="http://schemas.microsoft.com/office/drawing/2016/5/9/chartex" xmlns:cx4="http://schemas.microsoft.com/office/drawing/2016/5/10/chartex" xmlns:cx5="http://schemas.microsoft.com/office/drawing/2016/5/11/chartex" xmlns:cx6="http://schemas.microsoft.com/office/drawing/2016/5/12/chartex" xmlns:cx7="http://schemas.microsoft.com/office/drawing/2016/5/13/chartex" xmlns:cx8="http://schemas.microsoft.com/office/drawing/2016/5/14/chartex" xmlns:mc="http://schemas.openxmlformats.org/markup-compatibility/2006" xmlns:aink="http://schemas.microsoft.com/office/drawing/2016/ink" xmlns:am3d="http://schemas.microsoft.com/office/drawing/2017/model3d" xmlns:o="urn:schemas-microsoft-com:office:office" xmlns:oel="http://schemas.microsoft.com/office/2019/extlst" xmlns:r="http://schemas.openxmlformats.org/officeDocument/2006/relationships" xmlns:m="http://schemas.openxmlformats.org/officeDocument/2006/math" xmlns:v="urn:schemas-microsoft-com:vml" xmlns:wp14="http://schemas.microsoft.com/office/word/2010/wordprocessingDrawing" xmlns:wp="http://schemas.openxmlformats.org/drawingml/2006/wordprocessingDrawing" xmlns:w10="urn:schemas-microsoft-com:office:word" xmlns:w="http://schemas.openxmlformats.org/wordprocessingml/2006/main" xmlns:w14="http://schemas.microsoft.com/office/word/2010/wordml" xmlns:w15="http://schemas.microsoft.com/office/word/2012/wordml" xmlns:w16cex="http://schemas.microsoft.com/office/word/2018/wordml/cex" xmlns:w16cid="http://schemas.microsoft.com/office/word/2016/wordml/cid" xmlns:w16="http://schemas.microsoft.com/office/word/2018/wordml" xmlns:w16du="http://schemas.microsoft.com/office/word/2023/wordml/word16du" xmlns:w16sdtdh="http://schemas.microsoft.com/office/word/2020/wordml/sdtdatahash" xmlns:w16sdtfl="http://schemas.microsoft.com/office/word/2024/wordml/sdtformatlock" xmlns:w16se="http://schemas.microsoft.com/office/word/2015/wordml/symex" xmlns:wpg="http://schemas.microsoft.com/office/word/2010/wordprocessingGroup" xmlns:wpi="http://schemas.microsoft.com/office/word/2010/wordprocessingInk" xmlns:wne="http://schemas.microsoft.com/office/word/2006/wordml" xmlns:wps="http://schemas.microsoft.com/office/word/2010/wordprocessingShape" mc:Ignorable="w14 w15 w16se w16cid w16 w16cex w16sdtdh w16sdtfl w16du wp14">
+  <w:p>
+    <w:pPr>
+      <w:pStyle w:val="Piedepgina"/>
+    </w:pPr>
+  </w:p>
+</w:ftr>
+</file>
+
+<file path=word/footer2.xml><?xml version="1.0" encoding="utf-8"?>
+<w:ftr xmlns:wpc="http://schemas.microsoft.com/office/word/2010/wordprocessingCanvas" xmlns:cx="http://schemas.microsoft.com/office/drawing/2014/chartex" xmlns:cx1="http://schemas.microsoft.com/office/drawing/2015/9/8/chartex" xmlns:cx2="http://schemas.microsoft.com/office/drawing/2015/10/21/chartex" xmlns:cx3="http://schemas.microsoft.com/office/drawing/2016/5/9/chartex" xmlns:cx4="http://schemas.microsoft.com/office/drawing/2016/5/10/chartex" xmlns:cx5="http://schemas.microsoft.com/office/drawing/2016/5/11/chartex" xmlns:cx6="http://schemas.microsoft.com/office/drawing/2016/5/12/chartex" xmlns:cx7="http://schemas.microsoft.com/office/drawing/2016/5/13/chartex" xmlns:cx8="http://schemas.microsoft.com/office/drawing/2016/5/14/chartex" xmlns:mc="http://schemas.openxmlformats.org/markup-compatibility/2006" xmlns:aink="http://schemas.microsoft.com/office/drawing/2016/ink" xmlns:am3d="http://schemas.microsoft.com/office/drawing/2017/model3d" xmlns:o="urn:schemas-microsoft-com:office:office" xmlns:oel="http://schemas.microsoft.com/office/2019/extlst" xmlns:r="http://schemas.openxmlformats.org/officeDocument/2006/relationships" xmlns:m="http://schemas.openxmlformats.org/officeDocument/2006/math" xmlns:v="urn:schemas-microsoft-com:vml" xmlns:wp14="http://schemas.microsoft.com/office/word/2010/wordprocessingDrawing" xmlns:wp="http://schemas.openxmlformats.org/drawingml/2006/wordprocessingDrawing" xmlns:w10="urn:schemas-microsoft-com:office:word" xmlns:w="http://schemas.openxmlformats.org/wordprocessingml/2006/main" xmlns:w14="http://schemas.microsoft.com/office/word/2010/wordml" xmlns:w15="http://schemas.microsoft.com/office/word/2012/wordml" xmlns:w16cex="http://schemas.microsoft.com/office/word/2018/wordml/cex" xmlns:w16cid="http://schemas.microsoft.com/office/word/2016/wordml/cid" xmlns:w16="http://schemas.microsoft.com/office/word/2018/wordml" xmlns:w16du="http://schemas.microsoft.com/office/word/2023/wordml/word16du" xmlns:w16sdtdh="http://schemas.microsoft.com/office/word/2020/wordml/sdtdatahash" xmlns:w16sdtfl="http://schemas.microsoft.com/office/word/2024/wordml/sdtformatlock" xmlns:w16se="http://schemas.microsoft.com/office/word/2015/wordml/symex" xmlns:wpg="http://schemas.microsoft.com/office/word/2010/wordprocessingGroup" xmlns:wpi="http://schemas.microsoft.com/office/word/2010/wordprocessingInk" xmlns:wne="http://schemas.microsoft.com/office/word/2006/wordml" xmlns:wps="http://schemas.microsoft.com/office/word/2010/wordprocessingShape" mc:Ignorable="w14 w15 w16se w16cid w16 w16cex w16sdtdh w16sdtfl w16du wp14">
+  <w:p>
+    <w:pPr>
+      <w:pStyle w:val="Piedepgina"/>
+    </w:pPr>
+  </w:p>
+</w:ftr>
+</file>
+
+<file path=word/footer3.xml><?xml version="1.0" encoding="utf-8"?>
+<w:ftr xmlns:wpc="http://schemas.microsoft.com/office/word/2010/wordprocessingCanvas" xmlns:cx="http://schemas.microsoft.com/office/drawing/2014/chartex" xmlns:cx1="http://schemas.microsoft.com/office/drawing/2015/9/8/chartex" xmlns:cx2="http://schemas.microsoft.com/office/drawing/2015/10/21/chartex" xmlns:cx3="http://schemas.microsoft.com/office/drawing/2016/5/9/chartex" xmlns:cx4="http://schemas.microsoft.com/office/drawing/2016/5/10/chartex" xmlns:cx5="http://schemas.microsoft.com/office/drawing/2016/5/11/chartex" xmlns:cx6="http://schemas.microsoft.com/office/drawing/2016/5/12/chartex" xmlns:cx7="http://schemas.microsoft.com/office/drawing/2016/5/13/chartex" xmlns:cx8="http://schemas.microsoft.com/office/drawing/2016/5/14/chartex" xmlns:mc="http://schemas.openxmlformats.org/markup-compatibility/2006" xmlns:aink="http://schemas.microsoft.com/office/drawing/2016/ink" xmlns:am3d="http://schemas.microsoft.com/office/drawing/2017/model3d" xmlns:o="urn:schemas-microsoft-com:office:office" xmlns:oel="http://schemas.microsoft.com/office/2019/extlst" xmlns:r="http://schemas.openxmlformats.org/officeDocument/2006/relationships" xmlns:m="http://schemas.openxmlformats.org/officeDocument/2006/math" xmlns:v="urn:schemas-microsoft-com:vml" xmlns:wp14="http://schemas.microsoft.com/office/word/2010/wordprocessingDrawing" xmlns:wp="http://schemas.openxmlformats.org/drawingml/2006/wordprocessingDrawing" xmlns:w10="urn:schemas-microsoft-com:office:word" xmlns:w="http://schemas.openxmlformats.org/wordprocessingml/2006/main" xmlns:w14="http://schemas.microsoft.com/office/word/2010/wordml" xmlns:w15="http://schemas.microsoft.com/office/word/2012/wordml" xmlns:w16cex="http://schemas.microsoft.com/office/word/2018/wordml/cex" xmlns:w16cid="http://schemas.microsoft.com/office/word/2016/wordml/cid" xmlns:w16="http://schemas.microsoft.com/office/word/2018/wordml" xmlns:w16du="http://schemas.microsoft.com/office/word/2023/wordml/word16du" xmlns:w16sdtdh="http://schemas.microsoft.com/office/word/2020/wordml/sdtdatahash" xmlns:w16sdtfl="http://schemas.microsoft.com/office/word/2024/wordml/sdtformatlock" xmlns:w16se="http://schemas.microsoft.com/office/word/2015/wordml/symex" xmlns:wpg="http://schemas.microsoft.com/office/word/2010/wordprocessingGroup" xmlns:wpi="http://schemas.microsoft.com/office/word/2010/wordprocessingInk" xmlns:wne="http://schemas.microsoft.com/office/word/2006/wordml" xmlns:wps="http://schemas.microsoft.com/office/word/2010/wordprocessingShape" mc:Ignorable="w14 w15 w16se w16cid w16 w16cex w16sdtdh w16sdtfl w16du wp14">
+  <w:p>
+    <w:pPr>
+      <w:pStyle w:val="Piedepgina"/>
+    </w:pPr>
+  </w:p>
+</w:ftr>
+</file>
+
+<file path=word/footnotes.xml><?xml version="1.0" encoding="utf-8"?>
+<w:footnotes xmlns:wpc="http://schemas.microsoft.com/office/word/2010/wordprocessingCanvas" xmlns:cx="http://schemas.microsoft.com/office/drawing/2014/chartex" xmlns:cx1="http://schemas.microsoft.com/office/drawing/2015/9/8/chartex" xmlns:cx2="http://schemas.microsoft.com/office/drawing/2015/10/21/chartex" xmlns:cx3="http://schemas.microsoft.com/office/drawing/2016/5/9/chartex" xmlns:cx4="http://schemas.microsoft.com/office/drawing/2016/5/10/chartex" xmlns:cx5="http://schemas.microsoft.com/office/drawing/2016/5/11/chartex" xmlns:cx6="http://schemas.microsoft.com/office/drawing/2016/5/12/chartex" xmlns:cx7="http://schemas.microsoft.com/office/drawing/2016/5/13/chartex" xmlns:cx8="http://schemas.microsoft.com/office/drawing/2016/5/14/chartex" xmlns:mc="http://schemas.openxmlformats.org/markup-compatibility/2006" xmlns:aink="http://schemas.microsoft.com/office/drawing/2016/ink" xmlns:am3d="http://schemas.microsoft.com/office/drawing/2017/model3d" xmlns:o="urn:schemas-microsoft-com:office:office" xmlns:oel="http://schemas.microsoft.com/office/2019/extlst" xmlns:r="http://schemas.openxmlformats.org/officeDocument/2006/relationships" xmlns:m="http://schemas.openxmlformats.org/officeDocument/2006/math" xmlns:v="urn:schemas-microsoft-com:vml" xmlns:wp14="http://schemas.microsoft.com/office/word/2010/wordprocessingDrawing" xmlns:wp="http://schemas.openxmlformats.org/drawingml/2006/wordprocessingDrawing" xmlns:w10="urn:schemas-microsoft-com:office:word" xmlns:w="http://schemas.openxmlformats.org/wordprocessingml/2006/main" xmlns:w14="http://schemas.microsoft.com/office/word/2010/wordml" xmlns:w15="http://schemas.microsoft.com/office/word/2012/wordml" xmlns:w16cex="http://schemas.microsoft.com/office/word/2018/wordml/cex" xmlns:w16cid="http://schemas.microsoft.com/office/word/2016/wordml/cid" xmlns:w16="http://schemas.microsoft.com/office/word/2018/wordml" xmlns:w16du="http://schemas.microsoft.com/office/word/2023/wordml/word16du" xmlns:w16sdtdh="http://schemas.microsoft.com/office/word/2020/wordml/sdtdatahash" xmlns:w16sdtfl="http://schemas.microsoft.com/office/word/2024/wordml/sdtformatlock" xmlns:w16se="http://schemas.microsoft.com/office/word/2015/wordml/symex" xmlns:wpg="http://schemas.microsoft.com/office/word/2010/wordprocessingGroup" xmlns:wpi="http://schemas.microsoft.com/office/word/2010/wordprocessingInk" xmlns:wne="http://schemas.microsoft.com/office/word/2006/wordml" xmlns:wps="http://schemas.microsoft.com/office/word/2010/wordprocessingShape" mc:Ignorable="w14 w15 w16se w16cid w16 w16cex w16sdtdh w16sdtfl w16du wp14">
+  <w:footnote w:type="separator" w:id="-1">
+    <w:p>
+      <w:pPr>
+        <w:spacing w:after="0" w:line="240" w:lineRule="auto"/>
+      </w:pPr>
+      <w:r>
+        <w:separator/>
+      </w:r>
+    </w:p>
+  </w:footnote>
+  <w:footnote w:type="continuationSeparator" w:id="0">
+    <w:p>
+      <w:pPr>
+        <w:spacing w:after="0" w:line="240" w:lineRule="auto"/>
+      </w:pPr>
+      <w:r>
+        <w:continuationSeparator/>
+      </w:r>
+    </w:p>
+  </w:footnote>
+</w:footnotes>
+</file>
+
+<file path=word/header1.xml><?xml version="1.0" encoding="utf-8"?>
+<w:hdr xmlns:wpc="http://schemas.microsoft.com/office/word/2010/wordprocessingCanvas" xmlns:cx="http://schemas.microsoft.com/office/drawing/2014/chartex" xmlns:cx1="http://schemas.microsoft.com/office/drawing/2015/9/8/chartex" xmlns:cx2="http://schemas.microsoft.com/office/drawing/2015/10/21/chartex" xmlns:cx3="http://schemas.microsoft.com/office/drawing/2016/5/9/chartex" xmlns:cx4="http://schemas.microsoft.com/office/drawing/2016/5/10/chartex" xmlns:cx5="http://schemas.microsoft.com/office/drawing/2016/5/11/chartex" xmlns:cx6="http://schemas.microsoft.com/office/drawing/2016/5/12/chartex" xmlns:cx7="http://schemas.microsoft.com/office/drawing/2016/5/13/chartex" xmlns:cx8="http://schemas.microsoft.com/office/drawing/2016/5/14/chartex" xmlns:mc="http://schemas.openxmlformats.org/markup-compatibility/2006" xmlns:aink="http://schemas.microsoft.com/office/drawing/2016/ink" xmlns:am3d="http://schemas.microsoft.com/office/drawing/2017/model3d" xmlns:o="urn:schemas-microsoft-com:office:office" xmlns:oel="http://schemas.microsoft.com/office/2019/extlst" xmlns:r="http://schemas.openxmlformats.org/officeDocument/2006/relationships" xmlns:m="http://schemas.openxmlformats.org/officeDocument/2006/math" xmlns:v="urn:schemas-microsoft-com:vml" xmlns:wp14="http://schemas.microsoft.com/office/word/2010/wordprocessingDrawing" xmlns:wp="http://schemas.openxmlformats.org/drawingml/2006/wordprocessingDrawing" xmlns:w10="urn:schemas-microsoft-com:office:word" xmlns:w="http://schemas.openxmlformats.org/wordprocessingml/2006/main" xmlns:w14="http://schemas.microsoft.com/office/word/2010/wordml" xmlns:w15="http://schemas.microsoft.com/office/word/2012/wordml" xmlns:w16cex="http://schemas.microsoft.com/office/word/2018/wordml/cex" xmlns:w16cid="http://schemas.microsoft.com/office/word/2016/wordml/cid" xmlns:w16="http://schemas.microsoft.com/office/word/2018/wordml" xmlns:w16du="http://schemas.microsoft.com/office/word/2023/wordml/word16du" xmlns:w16sdtdh="http://schemas.microsoft.com/office/word/2020/wordml/sdtdatahash" xmlns:w16sdtfl="http://schemas.microsoft.com/office/word/2024/wordml/sdtformatlock" xmlns:w16se="http://schemas.microsoft.com/office/word/2015/wordml/symex" xmlns:wpg="http://schemas.microsoft.com/office/word/2010/wordprocessingGroup" xmlns:wpi="http://schemas.microsoft.com/office/word/2010/wordprocessingInk" xmlns:wne="http://schemas.microsoft.com/office/word/2006/wordml" xmlns:wps="http://schemas.microsoft.com/office/word/2010/wordprocessingShape" mc:Ignorable="w14 w15 w16se w16cid w16 w16cex w16sdtdh w16sdtfl w16du wp14">
+  <w:p>
+    <w:pPr>
+      <w:pStyle w:val="Encabezado"/>
+    </w:pPr>
+  </w:p>
+</w:hdr>
+</file>
+
+<file path=word/header2.xml><?xml version="1.0" encoding="utf-8"?>
+<w:hdr xmlns:wpc="http://schemas.microsoft.com/office/word/2010/wordprocessingCanvas" xmlns:cx="http://schemas.microsoft.com/office/drawing/2014/chartex" xmlns:cx1="http://schemas.microsoft.com/office/drawing/2015/9/8/chartex" xmlns:cx2="http://schemas.microsoft.com/office/drawing/2015/10/21/chartex" xmlns:cx3="http://schemas.microsoft.com/office/drawing/2016/5/9/chartex" xmlns:cx4="http://schemas.microsoft.com/office/drawing/2016/5/10/chartex" xmlns:cx5="http://schemas.microsoft.com/office/drawing/2016/5/11/chartex" xmlns:cx6="http://schemas.microsoft.com/office/drawing/2016/5/12/chartex" xmlns:cx7="http://schemas.microsoft.com/office/drawing/2016/5/13/chartex" xmlns:cx8="http://schemas.microsoft.com/office/drawing/2016/5/14/chartex" xmlns:mc="http://schemas.openxmlformats.org/markup-compatibility/2006" xmlns:aink="http://schemas.microsoft.com/office/drawing/2016/ink" xmlns:am3d="http://schemas.microsoft.com/office/drawing/2017/model3d" xmlns:o="urn:schemas-microsoft-com:office:office" xmlns:oel="http://schemas.microsoft.com/office/2019/extlst" xmlns:r="http://schemas.openxmlformats.org/officeDocument/2006/relationships" xmlns:m="http://schemas.openxmlformats.org/officeDocument/2006/math" xmlns:v="urn:schemas-microsoft-com:vml" xmlns:wp14="http://schemas.microsoft.com/office/word/2010/wordprocessingDrawing" xmlns:wp="http://schemas.openxmlformats.org/drawingml/2006/wordprocessingDrawing" xmlns:w10="urn:schemas-microsoft-com:office:word" xmlns:w="http://schemas.openxmlformats.org/wordprocessingml/2006/main" xmlns:w14="http://schemas.microsoft.com/office/word/2010/wordml" xmlns:w15="http://schemas.microsoft.com/office/word/2012/wordml" xmlns:w16cex="http://schemas.microsoft.com/office/word/2018/wordml/cex" xmlns:w16cid="http://schemas.microsoft.com/office/word/2016/wordml/cid" xmlns:w16="http://schemas.microsoft.com/office/word/2018/wordml" xmlns:w16du="http://schemas.microsoft.com/office/word/2023/wordml/word16du" xmlns:w16sdtdh="http://schemas.microsoft.com/office/word/2020/wordml/sdtdatahash" xmlns:w16sdtfl="http://schemas.microsoft.com/office/word/2024/wordml/sdtformatlock" xmlns:w16se="http://schemas.microsoft.com/office/word/2015/wordml/symex" xmlns:wpg="http://schemas.microsoft.com/office/word/2010/wordprocessingGroup" xmlns:wpi="http://schemas.microsoft.com/office/word/2010/wordprocessingInk" xmlns:wne="http://schemas.microsoft.com/office/word/2006/wordml" xmlns:wps="http://schemas.microsoft.com/office/word/2010/wordprocessingShape" mc:Ignorable="w14 w15 w16se w16cid w16 w16cex w16sdtdh w16sdtfl w16du wp14">
+  <w:p>
+    <w:pPr>
+      <w:pStyle w:val="Encabezado"/>
+    </w:pPr>
+    <w:r>
+      <w:rPr>
+        <w:noProof/>
+      </w:rPr>
+      <w:drawing>
+        <wp:anchor distT="0" distB="0" distL="114300" distR="114300" simplePos="0" relativeHeight="251658240" behindDoc="0" locked="0" layoutInCell="1" allowOverlap="1" wp14:anchorId="4C6DACBD" wp14:editId="1E28EC9B">
+          <wp:simplePos x="0" y="0"/>
+          <wp:positionH relativeFrom="column">
+            <wp:posOffset>4013835</wp:posOffset>
+          </wp:positionH>
+          <wp:positionV relativeFrom="paragraph">
+            <wp:posOffset>-101600</wp:posOffset>
+          </wp:positionV>
+          <wp:extent cx="2788285" cy="478155"/>
+          <wp:effectExtent l="0" t="0" r="0" b="0"/>
+          <wp:wrapTopAndBottom/>
+          <wp:docPr id="1264532236" name="Imagen 2"/>
+          <wp:cNvGraphicFramePr>
+            <a:graphicFrameLocks xmlns:a="http://schemas.openxmlformats.org/drawingml/2006/main" noChangeAspect="1"/>
+          </wp:cNvGraphicFramePr>
+          <a:graphic xmlns:a="http://schemas.openxmlformats.org/drawingml/2006/main">
+            <a:graphicData uri="http://schemas.openxmlformats.org/drawingml/2006/picture">
+              <pic:pic xmlns:pic="http://schemas.openxmlformats.org/drawingml/2006/picture">
+                <pic:nvPicPr>
+                  <pic:cNvPr id="0" name="Picture 3"/>
+                  <pic:cNvPicPr>
+                    <a:picLocks noChangeAspect="1" noChangeArrowheads="1"/>
+                  </pic:cNvPicPr>
+                </pic:nvPicPr>
+                <pic:blipFill>
+                  <a:blip r:embed="rId1">
+                    <a:extLst>
+                      <a:ext uri="{28A0092B-C50C-407E-A947-70E740481C1C}">
+                        <a14:useLocalDpi xmlns:a14="http://schemas.microsoft.com/office/drawing/2010/main" val="0"/>
+                      </a:ext>
+                    </a:extLst>
+                  </a:blip>
+                  <a:srcRect/>
+                  <a:stretch>
+                    <a:fillRect/>
+                  </a:stretch>
+                </pic:blipFill>
+                <pic:spPr bwMode="auto">
+                  <a:xfrm>
+                    <a:off x="0" y="0"/>
+                    <a:ext cx="2788285" cy="478155"/>
+                  </a:xfrm>
+                  <a:prstGeom prst="rect">
+                    <a:avLst/>
+                  </a:prstGeom>
+                  <a:noFill/>
+                  <a:ln>
+                    <a:noFill/>
+                  </a:ln>
+                </pic:spPr>
+              </pic:pic>
+            </a:graphicData>
+          </a:graphic>
+          <wp14:sizeRelH relativeFrom="margin">
+            <wp14:pctWidth>0</wp14:pctWidth>
+          </wp14:sizeRelH>
+          <wp14:sizeRelV relativeFrom="margin">
+            <wp14:pctHeight>0</wp14:pctHeight>
+          </wp14:sizeRelV>
+        </wp:anchor>
+      </w:drawing>
+    </w:r>
+  </w:p>
+</w:hdr>
+</file>
+
+<file path=word/header3.xml><?xml version="1.0" encoding="utf-8"?>
+<w:hdr xmlns:wpc="http://schemas.microsoft.com/office/word/2010/wordprocessingCanvas" xmlns:cx="http://schemas.microsoft.com/office/drawing/2014/chartex" xmlns:cx1="http://schemas.microsoft.com/office/drawing/2015/9/8/chartex" xmlns:cx2="http://schemas.microsoft.com/office/drawing/2015/10/21/chartex" xmlns:cx3="http://schemas.microsoft.com/office/drawing/2016/5/9/chartex" xmlns:cx4="http://schemas.microsoft.com/office/drawing/2016/5/10/chartex" xmlns:cx5="http://schemas.microsoft.com/office/drawing/2016/5/11/chartex" xmlns:cx6="http://schemas.microsoft.com/office/drawing/2016/5/12/chartex" xmlns:cx7="http://schemas.microsoft.com/office/drawing/2016/5/13/chartex" xmlns:cx8="http://schemas.microsoft.com/office/drawing/2016/5/14/chartex" xmlns:mc="http://schemas.openxmlformats.org/markup-compatibility/2006" xmlns:aink="http://schemas.microsoft.com/office/drawing/2016/ink" xmlns:am3d="http://schemas.microsoft.com/office/drawing/2017/model3d" xmlns:o="urn:schemas-microsoft-com:office:office" xmlns:oel="http://schemas.microsoft.com/office/2019/extlst" xmlns:r="http://schemas.openxmlformats.org/officeDocument/2006/relationships" xmlns:m="http://schemas.openxmlformats.org/officeDocument/2006/math" xmlns:v="urn:schemas-microsoft-com:vml" xmlns:wp14="http://schemas.microsoft.com/office/word/2010/wordprocessingDrawing" xmlns:wp="http://schemas.openxmlformats.org/drawingml/2006/wordprocessingDrawing" xmlns:w10="urn:schemas-microsoft-com:office:word" xmlns:w="http://schemas.openxmlformats.org/wordprocessingml/2006/main" xmlns:w14="http://schemas.microsoft.com/office/word/2010/wordml" xmlns:w15="http://schemas.microsoft.com/office/word/2012/wordml" xmlns:w16cex="http://schemas.microsoft.com/office/word/2018/wordml/cex" xmlns:w16cid="http://schemas.microsoft.com/office/word/2016/wordml/cid" xmlns:w16="http://schemas.microsoft.com/office/word/2018/wordml" xmlns:w16du="http://schemas.microsoft.com/office/word/2023/wordml/word16du" xmlns:w16sdtdh="http://schemas.microsoft.com/office/word/2020/wordml/sdtdatahash" xmlns:w16sdtfl="http://schemas.microsoft.com/office/word/2024/wordml/sdtformatlock" xmlns:w16se="http://schemas.microsoft.com/office/word/2015/wordml/symex" xmlns:wpg="http://schemas.microsoft.com/office/word/2010/wordprocessingGroup" xmlns:wpi="http://schemas.microsoft.com/office/word/2010/wordprocessingInk" xmlns:wne="http://schemas.microsoft.com/office/word/2006/wordml" xmlns:wps="http://schemas.microsoft.com/office/word/2010/wordprocessingShape" mc:Ignorable="w14 w15 w16se w16cid w16 w16cex w16sdtdh w16sdtfl w16du wp14">
+  <w:p>
+    <w:pPr>
+      <w:pStyle w:val="Encabezado"/>
+    </w:pPr>
+  </w:p>
+</w:hdr>
 </file>
 
 <file path=word/styles.xml><?xml version="1.0" encoding="utf-8"?>

--- a/OFICIO COMISIÓN 2026_2.docx
+++ b/OFICIO COMISIÓN 2026_2.docx
@@ -101,7 +101,23 @@
           <w:sz w:val="20"/>
           <w:szCs w:val="20"/>
         </w:rPr>
-        <w:t>a [Fecha]</w:t>
+        <w:t>a [</w:t>
+      </w:r>
+      <w:r>
+        <w:rPr>
+          <w:rFonts w:ascii="Montserrat" w:hAnsi="Montserrat" w:cs="Arial"/>
+          <w:sz w:val="20"/>
+          <w:szCs w:val="20"/>
+        </w:rPr>
+        <w:t>día, mes, año</w:t>
+      </w:r>
+      <w:r>
+        <w:rPr>
+          <w:rFonts w:ascii="Montserrat" w:hAnsi="Montserrat" w:cs="Arial"/>
+          <w:sz w:val="20"/>
+          <w:szCs w:val="20"/>
+        </w:rPr>
+        <w:t>]</w:t>
       </w:r>
     </w:p>
     <w:p>
@@ -459,7 +475,23 @@
           <w:sz w:val="20"/>
           <w:szCs w:val="20"/>
         </w:rPr>
-        <w:t xml:space="preserve">asistir </w:t>
+        <w:t>asistir</w:t>
+      </w:r>
+      <w:r>
+        <w:rPr>
+          <w:rFonts w:ascii="Montserrat" w:hAnsi="Montserrat"/>
+          <w:sz w:val="20"/>
+          <w:szCs w:val="20"/>
+        </w:rPr>
+        <w:t xml:space="preserve"> a</w:t>
+      </w:r>
+      <w:r>
+        <w:rPr>
+          <w:rFonts w:ascii="Montserrat" w:hAnsi="Montserrat"/>
+          <w:sz w:val="20"/>
+          <w:szCs w:val="20"/>
+        </w:rPr>
+        <w:t xml:space="preserve"> </w:t>
       </w:r>
       <w:r>
         <w:rPr>
@@ -525,7 +557,43 @@
           <w:sz w:val="20"/>
           <w:szCs w:val="20"/>
         </w:rPr>
-        <w:t xml:space="preserve">del presente año, con la finalidad de entregar correspondencia. </w:t>
+        <w:t xml:space="preserve">del presente año, con la finalidad </w:t>
+      </w:r>
+      <w:r>
+        <w:rPr>
+          <w:rFonts w:ascii="Montserrat" w:hAnsi="Montserrat"/>
+          <w:color w:val="000000" w:themeColor="text1"/>
+          <w:sz w:val="20"/>
+          <w:szCs w:val="20"/>
+        </w:rPr>
+        <w:t>de</w:t>
+      </w:r>
+      <w:r>
+        <w:rPr>
+          <w:rFonts w:ascii="Montserrat" w:hAnsi="Montserrat" w:cs="Arial"/>
+          <w:color w:val="000000" w:themeColor="text1"/>
+          <w:sz w:val="20"/>
+          <w:szCs w:val="20"/>
+        </w:rPr>
+        <w:t xml:space="preserve"> [</w:t>
+      </w:r>
+      <w:r>
+        <w:rPr>
+          <w:rFonts w:ascii="Montserrat" w:hAnsi="Montserrat" w:cs="Arial"/>
+          <w:color w:val="000000" w:themeColor="text1"/>
+          <w:sz w:val="20"/>
+          <w:szCs w:val="20"/>
+        </w:rPr>
+        <w:t>Motivo</w:t>
+      </w:r>
+      <w:r>
+        <w:rPr>
+          <w:rFonts w:ascii="Montserrat" w:hAnsi="Montserrat" w:cs="Arial"/>
+          <w:color w:val="000000" w:themeColor="text1"/>
+          <w:sz w:val="20"/>
+          <w:szCs w:val="20"/>
+        </w:rPr>
+        <w:t>]</w:t>
       </w:r>
     </w:p>
     <w:p>
@@ -592,6 +660,28 @@
         </w:rPr>
         <w:t>Debiendo informar al término de su comisión los resultados obtenidos.</w:t>
       </w:r>
+    </w:p>
+    <w:p>
+      <w:pPr>
+        <w:spacing w:line="276" w:lineRule="auto"/>
+        <w:jc w:val="both"/>
+        <w:rPr>
+          <w:rFonts w:ascii="Montserrat" w:hAnsi="Montserrat"/>
+          <w:sz w:val="20"/>
+          <w:szCs w:val="20"/>
+        </w:rPr>
+      </w:pPr>
+    </w:p>
+    <w:p>
+      <w:pPr>
+        <w:spacing w:line="276" w:lineRule="auto"/>
+        <w:jc w:val="both"/>
+        <w:rPr>
+          <w:rFonts w:ascii="Montserrat" w:hAnsi="Montserrat"/>
+          <w:sz w:val="20"/>
+          <w:szCs w:val="20"/>
+        </w:rPr>
+      </w:pPr>
     </w:p>
     <w:p>
       <w:pPr>
@@ -669,14 +759,6 @@
             <w:pPr>
               <w:jc w:val="center"/>
               <w:rPr>
-                <w:rFonts w:ascii="Montserrat" w:hAnsi="Montserrat"/>
-              </w:rPr>
-            </w:pPr>
-          </w:p>
-          <w:p>
-            <w:pPr>
-              <w:jc w:val="center"/>
-              <w:rPr>
                 <w:rFonts w:ascii="Montserrat SemiBold" w:hAnsi="Montserrat SemiBold"/>
                 <w:color w:val="EE0000"/>
               </w:rPr>
@@ -684,37 +766,16 @@
             <w:r>
               <w:rPr>
                 <w:rFonts w:ascii="Montserrat SemiBold" w:hAnsi="Montserrat SemiBold"/>
-                <w:color w:val="EE0000"/>
+                <w:color w:val="000000" w:themeColor="text1"/>
               </w:rPr>
-              <w:t xml:space="preserve">Nombre y Firma del </w:t>
+              <w:t xml:space="preserve">Sandra Sarai Hernández López </w:t>
             </w:r>
             <w:r>
               <w:rPr>
                 <w:rFonts w:ascii="Montserrat SemiBold" w:hAnsi="Montserrat SemiBold"/>
                 <w:color w:val="EE0000"/>
               </w:rPr>
-              <w:t>S</w:t>
-            </w:r>
-            <w:r>
-              <w:rPr>
-                <w:rFonts w:ascii="Montserrat SemiBold" w:hAnsi="Montserrat SemiBold"/>
-                <w:color w:val="EE0000"/>
-              </w:rPr>
-              <w:t xml:space="preserve">uperior </w:t>
-            </w:r>
-            <w:r>
-              <w:rPr>
-                <w:rFonts w:ascii="Montserrat SemiBold" w:hAnsi="Montserrat SemiBold"/>
-                <w:color w:val="EE0000"/>
-              </w:rPr>
-              <w:t>I</w:t>
-            </w:r>
-            <w:r>
-              <w:rPr>
-                <w:rFonts w:ascii="Montserrat SemiBold" w:hAnsi="Montserrat SemiBold"/>
-                <w:color w:val="EE0000"/>
-              </w:rPr>
-              <w:t>nmediato</w:t>
+              <w:t xml:space="preserve"> </w:t>
             </w:r>
           </w:p>
           <w:p>
@@ -727,9 +788,9 @@
             <w:r>
               <w:rPr>
                 <w:rFonts w:ascii="Montserrat SemiBold" w:hAnsi="Montserrat SemiBold"/>
-                <w:color w:val="EE0000"/>
+                <w:color w:val="000000" w:themeColor="text1"/>
               </w:rPr>
-              <w:t xml:space="preserve">Cargo </w:t>
+              <w:t>Director de área B</w:t>
             </w:r>
           </w:p>
         </w:tc>
@@ -788,29 +849,36 @@
               <w:jc w:val="center"/>
               <w:rPr>
                 <w:rFonts w:ascii="Montserrat SemiBold" w:hAnsi="Montserrat SemiBold"/>
-                <w:color w:val="EE0000"/>
+                <w:color w:val="000000" w:themeColor="text1"/>
               </w:rPr>
             </w:pPr>
             <w:r>
               <w:rPr>
                 <w:rFonts w:ascii="Montserrat SemiBold" w:hAnsi="Montserrat SemiBold"/>
-                <w:color w:val="EE0000"/>
+                <w:color w:val="000000" w:themeColor="text1"/>
               </w:rPr>
-              <w:t>Nombre y Firma del Servidor P</w:t>
+              <w:t>[</w:t>
             </w:r>
             <w:r>
               <w:rPr>
                 <w:rFonts w:ascii="Montserrat SemiBold" w:hAnsi="Montserrat SemiBold"/>
-                <w:color w:val="EE0000"/>
+                <w:color w:val="000000" w:themeColor="text1"/>
               </w:rPr>
-              <w:t>ú</w:t>
+              <w:t>Nombre</w:t>
             </w:r>
             <w:r>
               <w:rPr>
                 <w:rFonts w:ascii="Montserrat SemiBold" w:hAnsi="Montserrat SemiBold"/>
-                <w:color w:val="EE0000"/>
+                <w:color w:val="000000" w:themeColor="text1"/>
               </w:rPr>
-              <w:t>blico</w:t>
+              <w:t>]</w:t>
+            </w:r>
+            <w:r>
+              <w:rPr>
+                <w:rFonts w:ascii="Montserrat SemiBold" w:hAnsi="Montserrat SemiBold"/>
+                <w:color w:val="000000" w:themeColor="text1"/>
+              </w:rPr>
+              <w:t xml:space="preserve"> </w:t>
             </w:r>
           </w:p>
           <w:p>
@@ -818,15 +886,15 @@
               <w:jc w:val="center"/>
               <w:rPr>
                 <w:rFonts w:ascii="Montserrat SemiBold" w:hAnsi="Montserrat SemiBold"/>
-                <w:color w:val="EE0000"/>
+                <w:color w:val="000000" w:themeColor="text1"/>
               </w:rPr>
             </w:pPr>
             <w:r>
               <w:rPr>
                 <w:rFonts w:ascii="Montserrat SemiBold" w:hAnsi="Montserrat SemiBold"/>
-                <w:color w:val="EE0000"/>
+                <w:color w:val="000000" w:themeColor="text1"/>
               </w:rPr>
-              <w:t>Cargo</w:t>
+              <w:t>[Puesto]</w:t>
             </w:r>
           </w:p>
           <w:p>
@@ -834,41 +902,6 @@
               <w:jc w:val="center"/>
               <w:rPr>
                 <w:rFonts w:ascii="Montserrat" w:hAnsi="Montserrat"/>
-              </w:rPr>
-            </w:pPr>
-          </w:p>
-        </w:tc>
-      </w:tr>
-      <w:tr>
-        <w:trPr>
-          <w:gridAfter w:val="1"/>
-          <w:wAfter w:w="4744" w:type="dxa"/>
-        </w:trPr>
-        <w:tc>
-          <w:tcPr>
-            <w:tcW w:w="4744" w:type="dxa"/>
-          </w:tcPr>
-          <w:p>
-            <w:pPr>
-              <w:jc w:val="center"/>
-              <w:rPr>
-                <w:rFonts w:ascii="Montserrat" w:hAnsi="Montserrat"/>
-              </w:rPr>
-            </w:pPr>
-          </w:p>
-          <w:p>
-            <w:pPr>
-              <w:jc w:val="center"/>
-              <w:rPr>
-                <w:rFonts w:ascii="Montserrat" w:hAnsi="Montserrat"/>
-              </w:rPr>
-            </w:pPr>
-          </w:p>
-          <w:p>
-            <w:pPr>
-              <w:jc w:val="center"/>
-              <w:rPr>
-                <w:rFonts w:ascii="Montserrat SemiBold" w:hAnsi="Montserrat SemiBold"/>
               </w:rPr>
             </w:pPr>
           </w:p>
